--- a/12_Letterhead/01_Word-Templates/AurisNexus_Letterhead_Standard_Blank-Stationery.docx
+++ b/12_Letterhead/01_Word-Templates/AurisNexus_Letterhead_Standard_Blank-Stationery.docx
@@ -373,7 +373,7 @@
             </w:rPr>
             <w:t xml:space="preserve">   </w:t>
           </w:r>
-          <w:hyperlink w:history="1" r:id="rIdnrfnthsv_jhzvsj4n-jrd">
+          <w:hyperlink w:history="1" r:id="rIdksgltpgcnrjinexcllowg">
             <w:r>
               <w:rPr>
                 <w:rFonts w:ascii="Source Sans 3" w:cs="Source Sans 3" w:eastAsia="Source Sans 3" w:hAnsi="Source Sans 3"/>
@@ -408,7 +408,7 @@
             </w:rPr>
             <w:t xml:space="preserve">   </w:t>
           </w:r>
-          <w:hyperlink w:history="1" r:id="rIdmdtawc-sb7v-e6f-iqtlh">
+          <w:hyperlink w:history="1" r:id="rIdig9psoknrrxdo83bhcfmk">
             <w:r>
               <w:rPr>
                 <w:rFonts w:ascii="Source Sans 3" w:cs="Source Sans 3" w:eastAsia="Source Sans 3" w:hAnsi="Source Sans 3"/>
@@ -443,7 +443,7 @@
             </w:rPr>
             <w:t xml:space="preserve">   </w:t>
           </w:r>
-          <w:hyperlink w:history="1" r:id="rId5p2xycbn7rhbfduwbe6o8">
+          <w:hyperlink w:history="1" r:id="rIdlgz6zdf4ocuig3wltjpno">
             <w:r>
               <w:rPr>
                 <w:rFonts w:ascii="Source Sans 3" w:cs="Source Sans 3" w:eastAsia="Source Sans 3" w:hAnsi="Source Sans 3"/>

--- a/12_Letterhead/01_Word-Templates/AurisNexus_Letterhead_Standard_Blank-Stationery.docx
+++ b/12_Letterhead/01_Word-Templates/AurisNexus_Letterhead_Standard_Blank-Stationery.docx
@@ -373,7 +373,7 @@
             </w:rPr>
             <w:t xml:space="preserve">   </w:t>
           </w:r>
-          <w:hyperlink w:history="1" r:id="rIdksgltpgcnrjinexcllowg">
+          <w:hyperlink w:history="1" r:id="rIdg3dadf2xrcbdu3cerdqsc">
             <w:r>
               <w:rPr>
                 <w:rFonts w:ascii="Source Sans 3" w:cs="Source Sans 3" w:eastAsia="Source Sans 3" w:hAnsi="Source Sans 3"/>
@@ -408,7 +408,7 @@
             </w:rPr>
             <w:t xml:space="preserve">   </w:t>
           </w:r>
-          <w:hyperlink w:history="1" r:id="rIdig9psoknrrxdo83bhcfmk">
+          <w:hyperlink w:history="1" r:id="rIdngj_lgcm36etbi0dnx5ve">
             <w:r>
               <w:rPr>
                 <w:rFonts w:ascii="Source Sans 3" w:cs="Source Sans 3" w:eastAsia="Source Sans 3" w:hAnsi="Source Sans 3"/>
@@ -443,7 +443,7 @@
             </w:rPr>
             <w:t xml:space="preserve">   </w:t>
           </w:r>
-          <w:hyperlink w:history="1" r:id="rIdlgz6zdf4ocuig3wltjpno">
+          <w:hyperlink w:history="1" r:id="rIdyh-vttpfk065gymcqgc9a">
             <w:r>
               <w:rPr>
                 <w:rFonts w:ascii="Source Sans 3" w:cs="Source Sans 3" w:eastAsia="Source Sans 3" w:hAnsi="Source Sans 3"/>
@@ -1150,10 +1150,18 @@
     <w:basedOn w:val="Normal"/>
     <w:next w:val="Normal"/>
     <w:qFormat/>
-    <w:rPr>
-      <w:color w:val="2E74B5"/>
-      <w:sz w:val="32"/>
-      <w:szCs w:val="32"/>
+    <w:pPr>
+      <w:keepNext/>
+      <w:keepLines/>
+      <w:spacing w:after="90" w:before="260" w:line="270"/>
+      <w:outlineLvl w:val="0"/>
+    </w:pPr>
+    <w:rPr>
+      <w:rFonts w:ascii="Saira SemiBold" w:cs="Saira SemiBold" w:eastAsia="Saira SemiBold" w:hAnsi="Saira SemiBold"/>
+      <w:color w:val="001A48"/>
+      <w:spacing w:val="4"/>
+      <w:sz w:val="21"/>
+      <w:szCs w:val="21"/>
     </w:rPr>
   </w:style>
   <w:style w:type="paragraph" w:styleId="Heading2">
@@ -1161,10 +1169,19 @@
     <w:basedOn w:val="Normal"/>
     <w:next w:val="Normal"/>
     <w:qFormat/>
-    <w:rPr>
-      <w:color w:val="2E74B5"/>
-      <w:sz w:val="26"/>
-      <w:szCs w:val="26"/>
+    <w:pPr>
+      <w:keepNext/>
+      <w:keepLines/>
+      <w:spacing w:after="60" w:before="180"/>
+      <w:outlineLvl w:val="1"/>
+    </w:pPr>
+    <w:rPr>
+      <w:rFonts w:ascii="Source Sans 3" w:cs="Source Sans 3" w:eastAsia="Source Sans 3" w:hAnsi="Source Sans 3"/>
+      <w:b/>
+      <w:bCs/>
+      <w:color w:val="001A48"/>
+      <w:sz w:val="21"/>
+      <w:szCs w:val="21"/>
     </w:rPr>
   </w:style>
   <w:style w:type="paragraph" w:styleId="Heading3">
@@ -1344,45 +1361,6 @@
       <w:szCs w:val="15"/>
     </w:rPr>
   </w:style>
-  <w:style w:type="paragraph" w:styleId="Heading1">
-    <w:name w:val="Heading 1"/>
-    <w:basedOn w:val="Normal"/>
-    <w:next w:val="Normal"/>
-    <w:qFormat/>
-    <w:pPr>
-      <w:keepNext/>
-      <w:keepLines/>
-      <w:spacing w:after="90" w:before="260" w:line="270"/>
-      <w:outlineLvl w:val="0"/>
-    </w:pPr>
-    <w:rPr>
-      <w:rFonts w:ascii="Saira SemiBold" w:cs="Saira SemiBold" w:eastAsia="Saira SemiBold" w:hAnsi="Saira SemiBold"/>
-      <w:color w:val="001A48"/>
-      <w:spacing w:val="4"/>
-      <w:sz w:val="21"/>
-      <w:szCs w:val="21"/>
-    </w:rPr>
-  </w:style>
-  <w:style w:type="paragraph" w:styleId="Heading2">
-    <w:name w:val="Heading 2"/>
-    <w:basedOn w:val="Normal"/>
-    <w:next w:val="Normal"/>
-    <w:qFormat/>
-    <w:pPr>
-      <w:keepNext/>
-      <w:keepLines/>
-      <w:spacing w:after="60" w:before="180"/>
-      <w:outlineLvl w:val="1"/>
-    </w:pPr>
-    <w:rPr>
-      <w:rFonts w:ascii="Source Sans 3" w:cs="Source Sans 3" w:eastAsia="Source Sans 3" w:hAnsi="Source Sans 3"/>
-      <w:b/>
-      <w:bCs/>
-      <w:color w:val="001A48"/>
-      <w:sz w:val="21"/>
-      <w:szCs w:val="21"/>
-    </w:rPr>
-  </w:style>
   <w:style w:type="paragraph" w:styleId="LetterDate">
     <w:name w:val="Letter Date"/>
     <w:basedOn w:val="Normal"/>
